--- a/40_AWS/11_設計書/20260308_AWS環境設計書.docx
+++ b/40_AWS/11_設計書/20260308_AWS環境設計書.docx
@@ -21007,7 +21007,20 @@
           <w:sz w:val="18"/>
           <w:szCs w:val="18"/>
         </w:rPr>
-        <w:t xml:space="preserve">■ NATアドレス変換テーブル</w:t>
+        <w:t xml:space="preserve">■ NATアドレス変換テーブル（Luvinaから出る通信）</w:t>
+      </w:r>
+    </w:p>
+    <w:p>
+      <w:pPr>
+        <w:spacing w:before="0" w:after="80"/>
+      </w:pPr>
+      <w:r>
+        <w:rPr>
+          <w:rFonts w:ascii="BIZ UDPゴシック" w:cs="BIZ UDPゴシック" w:eastAsia="BIZ UDPゴシック" w:hAnsi="BIZ UDPゴシック"/>
+          <w:sz w:val="18"/>
+          <w:szCs w:val="18"/>
+        </w:rPr>
+        <w:t xml:space="preserve">LuvinaのIPをUSMH網内のIPにNATしてUSMH側に渡す。</w:t>
       </w:r>
     </w:p>
     <w:tbl>
@@ -21025,9 +21038,9 @@
       <w:tblGrid>
         <w:gridCol w:w="1800"/>
         <w:gridCol w:w="2000"/>
-        <w:gridCol w:w="1200"/>
-        <w:gridCol w:w="1800"/>
-        <w:gridCol w:w="1704"/>
+        <w:gridCol w:w="2000"/>
+        <w:gridCol w:w="1500"/>
+        <w:gridCol w:w="1204"/>
       </w:tblGrid>
       <w:tr>
         <w:trPr>
@@ -21062,7 +21075,7 @@
                 <w:sz w:val="18"/>
                 <w:szCs w:val="18"/>
               </w:rPr>
-              <w:t xml:space="preserve">通信方向</w:t>
+              <w:t xml:space="preserve">通信先</w:t>
             </w:r>
           </w:p>
         </w:tc>
@@ -21101,7 +21114,7 @@
         </w:tc>
         <w:tc>
           <w:tcPr>
-            <w:tcW w:type="dxa" w:w="1200"/>
+            <w:tcW w:type="dxa" w:w="2000"/>
             <w:tcBorders>
               <w:top w:val="single" w:color="CCCCCC" w:sz="4"/>
               <w:left w:val="single" w:color="CCCCCC" w:sz="4"/>
@@ -21128,13 +21141,13 @@
                 <w:sz w:val="18"/>
                 <w:szCs w:val="18"/>
               </w:rPr>
-              <w:t xml:space="preserve">変換後</w:t>
-            </w:r>
-          </w:p>
-        </w:tc>
-        <w:tc>
-          <w:tcPr>
-            <w:tcW w:type="dxa" w:w="1800"/>
+              <w:t xml:space="preserve">変換後（USMH網内IP）</w:t>
+            </w:r>
+          </w:p>
+        </w:tc>
+        <w:tc>
+          <w:tcPr>
+            <w:tcW w:type="dxa" w:w="1500"/>
             <w:tcBorders>
               <w:top w:val="single" w:color="CCCCCC" w:sz="4"/>
               <w:left w:val="single" w:color="CCCCCC" w:sz="4"/>
@@ -21167,7 +21180,7 @@
         </w:tc>
         <w:tc>
           <w:tcPr>
-            <w:tcW w:type="dxa" w:w="1704"/>
+            <w:tcW w:type="dxa" w:w="1204"/>
             <w:tcBorders>
               <w:top w:val="single" w:color="CCCCCC" w:sz="4"/>
               <w:left w:val="single" w:color="CCCCCC" w:sz="4"/>
@@ -21232,7 +21245,7 @@
                 <w:sz w:val="18"/>
                 <w:szCs w:val="18"/>
               </w:rPr>
-              <w:t xml:space="preserve">Luvina → AFSオーソリ（PRD）</w:t>
+              <w:t xml:space="preserve">AFSオーソリ（PRD）</w:t>
             </w:r>
           </w:p>
         </w:tc>
@@ -21268,13 +21281,13 @@
                 <w:sz w:val="18"/>
                 <w:szCs w:val="18"/>
               </w:rPr>
-              <w:t xml:space="preserve">10.238.2.39</w:t>
-            </w:r>
-          </w:p>
-        </w:tc>
-        <w:tc>
-          <w:tcPr>
-            <w:tcW w:type="dxa" w:w="1200"/>
+              <w:t xml:space="preserve">10.238.2.39（bastion）</w:t>
+            </w:r>
+          </w:p>
+        </w:tc>
+        <w:tc>
+          <w:tcPr>
+            <w:tcW w:type="dxa" w:w="2000"/>
             <w:tcBorders>
               <w:top w:val="single" w:color="CCCCCC" w:sz="4"/>
               <w:left w:val="single" w:color="CCCCCC" w:sz="4"/>
@@ -21310,7 +21323,7 @@
         </w:tc>
         <w:tc>
           <w:tcPr>
-            <w:tcW w:type="dxa" w:w="1800"/>
+            <w:tcW w:type="dxa" w:w="1500"/>
             <w:tcBorders>
               <w:top w:val="single" w:color="CCCCCC" w:sz="4"/>
               <w:left w:val="single" w:color="CCCCCC" w:sz="4"/>
@@ -21346,7 +21359,7 @@
         </w:tc>
         <w:tc>
           <w:tcPr>
-            <w:tcW w:type="dxa" w:w="1704"/>
+            <w:tcW w:type="dxa" w:w="1204"/>
             <w:tcBorders>
               <w:top w:val="single" w:color="CCCCCC" w:sz="4"/>
               <w:left w:val="single" w:color="CCCCCC" w:sz="4"/>
@@ -21414,7 +21427,7 @@
                 <w:sz w:val="18"/>
                 <w:szCs w:val="18"/>
               </w:rPr>
-              <w:t xml:space="preserve">Luvina → AFSオーソリ（STG）</w:t>
+              <w:t xml:space="preserve">AFSオーソリ（STG）</w:t>
             </w:r>
           </w:p>
         </w:tc>
@@ -21456,7 +21469,7 @@
         </w:tc>
         <w:tc>
           <w:tcPr>
-            <w:tcW w:type="dxa" w:w="1200"/>
+            <w:tcW w:type="dxa" w:w="2000"/>
             <w:tcBorders>
               <w:top w:val="single" w:color="CCCCCC" w:sz="4"/>
               <w:left w:val="single" w:color="CCCCCC" w:sz="4"/>
@@ -21492,7 +21505,7 @@
         </w:tc>
         <w:tc>
           <w:tcPr>
-            <w:tcW w:type="dxa" w:w="1800"/>
+            <w:tcW w:type="dxa" w:w="1500"/>
             <w:tcBorders>
               <w:top w:val="single" w:color="CCCCCC" w:sz="4"/>
               <w:left w:val="single" w:color="CCCCCC" w:sz="4"/>
@@ -21528,7 +21541,7 @@
         </w:tc>
         <w:tc>
           <w:tcPr>
-            <w:tcW w:type="dxa" w:w="1704"/>
+            <w:tcW w:type="dxa" w:w="1204"/>
             <w:tcBorders>
               <w:top w:val="single" w:color="CCCCCC" w:sz="4"/>
               <w:left w:val="single" w:color="CCCCCC" w:sz="4"/>
@@ -21596,7 +21609,7 @@
                 <w:sz w:val="18"/>
                 <w:szCs w:val="18"/>
               </w:rPr>
-              <w:t xml:space="preserve">ギフト端末 → Luvina（PRD）</w:t>
+              <w:t xml:space="preserve">NTT DATA CDS（FTP送信）</w:t>
             </w:r>
           </w:p>
         </w:tc>
@@ -21632,13 +21645,13 @@
                 <w:sz w:val="18"/>
                 <w:szCs w:val="18"/>
               </w:rPr>
-              <w:t xml:space="preserve">10.0.0.0/8 → 10.156.96.214</w:t>
-            </w:r>
-          </w:p>
-        </w:tc>
-        <w:tc>
-          <w:tcPr>
-            <w:tcW w:type="dxa" w:w="1200"/>
+              <w:t xml:space="preserve">NAT GW: 57.182.174.110</w:t>
+            </w:r>
+          </w:p>
+        </w:tc>
+        <w:tc>
+          <w:tcPr>
+            <w:tcW w:type="dxa" w:w="2000"/>
             <w:tcBorders>
               <w:top w:val="single" w:color="CCCCCC" w:sz="4"/>
               <w:left w:val="single" w:color="CCCCCC" w:sz="4"/>
@@ -21674,6 +21687,144 @@
         </w:tc>
         <w:tc>
           <w:tcPr>
+            <w:tcW w:type="dxa" w:w="1500"/>
+            <w:tcBorders>
+              <w:top w:val="single" w:color="CCCCCC" w:sz="4"/>
+              <w:left w:val="single" w:color="CCCCCC" w:sz="4"/>
+              <w:bottom w:val="single" w:color="CCCCCC" w:sz="4"/>
+              <w:right w:val="single" w:color="CCCCCC" w:sz="4"/>
+            </w:tcBorders>
+            <w:shd w:fill="FFFFFF" w:val="clear"/>
+            <w:tcMar>
+              <w:top w:type="dxa" w:w="60"/>
+              <w:left w:type="dxa" w:w="100"/>
+              <w:bottom w:type="dxa" w:w="60"/>
+              <w:right w:type="dxa" w:w="100"/>
+            </w:tcMar>
+            <w:vAlign w:val="center"/>
+          </w:tcPr>
+          <w:p>
+            <w:pPr>
+              <w:spacing w:before="0" w:after="0"/>
+              <w:jc w:val="left"/>
+            </w:pPr>
+            <w:r>
+              <w:rPr>
+                <w:rFonts w:ascii="BIZ UDPゴシック" w:cs="BIZ UDPゴシック" w:eastAsia="BIZ UDPゴシック" w:hAnsi="BIZ UDPゴシック"/>
+                <w:b w:val="false"/>
+                <w:bCs w:val="false"/>
+                <w:color w:val="000000"/>
+                <w:sz w:val="18"/>
+                <w:szCs w:val="18"/>
+              </w:rPr>
+              <w:t xml:space="preserve">NTT DATA CDSセンタ</w:t>
+            </w:r>
+          </w:p>
+        </w:tc>
+        <w:tc>
+          <w:tcPr>
+            <w:tcW w:type="dxa" w:w="1204"/>
+            <w:tcBorders>
+              <w:top w:val="single" w:color="CCCCCC" w:sz="4"/>
+              <w:left w:val="single" w:color="CCCCCC" w:sz="4"/>
+              <w:bottom w:val="single" w:color="CCCCCC" w:sz="4"/>
+              <w:right w:val="single" w:color="CCCCCC" w:sz="4"/>
+            </w:tcBorders>
+            <w:shd w:fill="FFFFFF" w:val="clear"/>
+            <w:tcMar>
+              <w:top w:type="dxa" w:w="60"/>
+              <w:left w:type="dxa" w:w="100"/>
+              <w:bottom w:type="dxa" w:w="60"/>
+              <w:right w:type="dxa" w:w="100"/>
+            </w:tcMar>
+            <w:vAlign w:val="center"/>
+          </w:tcPr>
+          <w:p>
+            <w:pPr>
+              <w:spacing w:before="0" w:after="0"/>
+              <w:jc w:val="left"/>
+            </w:pPr>
+            <w:r>
+              <w:rPr>
+                <w:rFonts w:ascii="BIZ UDPゴシック" w:cs="BIZ UDPゴシック" w:eastAsia="BIZ UDPゴシック" w:hAnsi="BIZ UDPゴシック"/>
+                <w:b w:val="false"/>
+                <w:bCs w:val="false"/>
+                <w:color w:val="000000"/>
+                <w:sz w:val="18"/>
+                <w:szCs w:val="18"/>
+              </w:rPr>
+              <w:t xml:space="preserve">SFTP送信</w:t>
+            </w:r>
+          </w:p>
+        </w:tc>
+      </w:tr>
+    </w:tbl>
+    <w:p>
+      <w:pPr>
+        <w:spacing w:before="0" w:after="80"/>
+      </w:pPr>
+      <w:r>
+        <w:rPr>
+          <w:rFonts w:ascii="BIZ UDPゴシック" w:cs="BIZ UDPゴシック" w:eastAsia="BIZ UDPゴシック" w:hAnsi="BIZ UDPゴシック"/>
+          <w:sz w:val="18"/>
+          <w:szCs w:val="18"/>
+        </w:rPr>
+        <w:t xml:space="preserve"/>
+      </w:r>
+    </w:p>
+    <w:p>
+      <w:pPr>
+        <w:pStyle w:val="Heading2"/>
+      </w:pPr>
+      <w:r>
+        <w:rPr>
+          <w:rFonts w:ascii="BIZ UDPゴシック" w:cs="BIZ UDPゴシック" w:eastAsia="BIZ UDPゴシック" w:hAnsi="BIZ UDPゴシック"/>
+          <w:b/>
+          <w:bCs/>
+          <w:sz w:val="18"/>
+          <w:szCs w:val="18"/>
+        </w:rPr>
+        <w:t xml:space="preserve">■ NATアドレス変換テーブル（Luvinaへ入る通信）</w:t>
+      </w:r>
+    </w:p>
+    <w:p>
+      <w:pPr>
+        <w:spacing w:before="0" w:after="80"/>
+      </w:pPr>
+      <w:r>
+        <w:rPr>
+          <w:rFonts w:ascii="BIZ UDPゴシック" w:cs="BIZ UDPゴシック" w:eastAsia="BIZ UDPゴシック" w:hAnsi="BIZ UDPゴシック"/>
+          <w:sz w:val="18"/>
+          <w:szCs w:val="18"/>
+        </w:rPr>
+        <w:t xml:space="preserve">USMH側ギフト端末がUSMH網内でNATされ、LuvinaのVPC内EC2に到達する。</w:t>
+      </w:r>
+    </w:p>
+    <w:tbl>
+      <w:tblPr>
+        <w:tblW w:type="dxa" w:w="8504"/>
+        <w:tblBorders>
+          <w:top w:val="single" w:color="auto" w:sz="4"/>
+          <w:left w:val="single" w:color="auto" w:sz="4"/>
+          <w:bottom w:val="single" w:color="auto" w:sz="4"/>
+          <w:right w:val="single" w:color="auto" w:sz="4"/>
+          <w:insideH w:val="single" w:color="auto" w:sz="4"/>
+          <w:insideV w:val="single" w:color="auto" w:sz="4"/>
+        </w:tblBorders>
+      </w:tblPr>
+      <w:tblGrid>
+        <w:gridCol w:w="1800"/>
+        <w:gridCol w:w="1800"/>
+        <w:gridCol w:w="1600"/>
+        <w:gridCol w:w="2200"/>
+        <w:gridCol w:w="1104"/>
+      </w:tblGrid>
+      <w:tr>
+        <w:trPr>
+          <w:tblHeader/>
+        </w:trPr>
+        <w:tc>
+          <w:tcPr>
             <w:tcW w:type="dxa" w:w="1800"/>
             <w:tcBorders>
               <w:top w:val="single" w:color="CCCCCC" w:sz="4"/>
@@ -21681,66 +21832,159 @@
               <w:bottom w:val="single" w:color="CCCCCC" w:sz="4"/>
               <w:right w:val="single" w:color="CCCCCC" w:sz="4"/>
             </w:tcBorders>
-            <w:shd w:fill="FFFFFF" w:val="clear"/>
-            <w:tcMar>
-              <w:top w:type="dxa" w:w="60"/>
-              <w:left w:type="dxa" w:w="100"/>
-              <w:bottom w:type="dxa" w:w="60"/>
-              <w:right w:type="dxa" w:w="100"/>
-            </w:tcMar>
-            <w:vAlign w:val="center"/>
-          </w:tcPr>
-          <w:p>
-            <w:pPr>
-              <w:spacing w:before="0" w:after="0"/>
-              <w:jc w:val="left"/>
-            </w:pPr>
-            <w:r>
-              <w:rPr>
-                <w:rFonts w:ascii="BIZ UDPゴシック" w:cs="BIZ UDPゴシック" w:eastAsia="BIZ UDPゴシック" w:hAnsi="BIZ UDPゴシック"/>
-                <w:b w:val="false"/>
-                <w:bCs w:val="false"/>
-                <w:color w:val="000000"/>
-                <w:sz w:val="18"/>
-                <w:szCs w:val="18"/>
-              </w:rPr>
-              <w:t xml:space="preserve">10.238.2.198</w:t>
-            </w:r>
-          </w:p>
-        </w:tc>
-        <w:tc>
-          <w:tcPr>
-            <w:tcW w:type="dxa" w:w="1704"/>
-            <w:tcBorders>
-              <w:top w:val="single" w:color="CCCCCC" w:sz="4"/>
-              <w:left w:val="single" w:color="CCCCCC" w:sz="4"/>
-              <w:bottom w:val="single" w:color="CCCCCC" w:sz="4"/>
-              <w:right w:val="single" w:color="CCCCCC" w:sz="4"/>
-            </w:tcBorders>
-            <w:shd w:fill="FFFFFF" w:val="clear"/>
-            <w:tcMar>
-              <w:top w:type="dxa" w:w="60"/>
-              <w:left w:type="dxa" w:w="100"/>
-              <w:bottom w:type="dxa" w:w="60"/>
-              <w:right w:type="dxa" w:w="100"/>
-            </w:tcMar>
-            <w:vAlign w:val="center"/>
-          </w:tcPr>
-          <w:p>
-            <w:pPr>
-              <w:spacing w:before="0" w:after="0"/>
-              <w:jc w:val="left"/>
-            </w:pPr>
-            <w:r>
-              <w:rPr>
-                <w:rFonts w:ascii="BIZ UDPゴシック" w:cs="BIZ UDPゴシック" w:eastAsia="BIZ UDPゴシック" w:hAnsi="BIZ UDPゴシック"/>
-                <w:b w:val="false"/>
-                <w:bCs w:val="false"/>
-                <w:color w:val="000000"/>
-                <w:sz w:val="18"/>
-                <w:szCs w:val="18"/>
-              </w:rPr>
-              <w:t xml:space="preserve">PRD GiftCard</w:t>
+            <w:shd w:fill="D6E4F0" w:val="clear"/>
+            <w:tcMar>
+              <w:top w:type="dxa" w:w="60"/>
+              <w:left w:type="dxa" w:w="100"/>
+              <w:bottom w:type="dxa" w:w="60"/>
+              <w:right w:type="dxa" w:w="100"/>
+            </w:tcMar>
+          </w:tcPr>
+          <w:p>
+            <w:pPr>
+              <w:jc w:val="center"/>
+            </w:pPr>
+            <w:r>
+              <w:rPr>
+                <w:rFonts w:ascii="BIZ UDPゴシック" w:cs="BIZ UDPゴシック" w:eastAsia="BIZ UDPゴシック" w:hAnsi="BIZ UDPゴシック"/>
+                <w:b/>
+                <w:bCs/>
+                <w:sz w:val="18"/>
+                <w:szCs w:val="18"/>
+              </w:rPr>
+              <w:t xml:space="preserve">通信元</w:t>
+            </w:r>
+          </w:p>
+        </w:tc>
+        <w:tc>
+          <w:tcPr>
+            <w:tcW w:type="dxa" w:w="1800"/>
+            <w:tcBorders>
+              <w:top w:val="single" w:color="CCCCCC" w:sz="4"/>
+              <w:left w:val="single" w:color="CCCCCC" w:sz="4"/>
+              <w:bottom w:val="single" w:color="CCCCCC" w:sz="4"/>
+              <w:right w:val="single" w:color="CCCCCC" w:sz="4"/>
+            </w:tcBorders>
+            <w:shd w:fill="D6E4F0" w:val="clear"/>
+            <w:tcMar>
+              <w:top w:type="dxa" w:w="60"/>
+              <w:left w:type="dxa" w:w="100"/>
+              <w:bottom w:type="dxa" w:w="60"/>
+              <w:right w:type="dxa" w:w="100"/>
+            </w:tcMar>
+          </w:tcPr>
+          <w:p>
+            <w:pPr>
+              <w:jc w:val="center"/>
+            </w:pPr>
+            <w:r>
+              <w:rPr>
+                <w:rFonts w:ascii="BIZ UDPゴシック" w:cs="BIZ UDPゴシック" w:eastAsia="BIZ UDPゴシック" w:hAnsi="BIZ UDPゴシック"/>
+                <w:b/>
+                <w:bCs/>
+                <w:sz w:val="18"/>
+                <w:szCs w:val="18"/>
+              </w:rPr>
+              <w:t xml:space="preserve">変換前（USMH側送信元）</w:t>
+            </w:r>
+          </w:p>
+        </w:tc>
+        <w:tc>
+          <w:tcPr>
+            <w:tcW w:type="dxa" w:w="1600"/>
+            <w:tcBorders>
+              <w:top w:val="single" w:color="CCCCCC" w:sz="4"/>
+              <w:left w:val="single" w:color="CCCCCC" w:sz="4"/>
+              <w:bottom w:val="single" w:color="CCCCCC" w:sz="4"/>
+              <w:right w:val="single" w:color="CCCCCC" w:sz="4"/>
+            </w:tcBorders>
+            <w:shd w:fill="D6E4F0" w:val="clear"/>
+            <w:tcMar>
+              <w:top w:type="dxa" w:w="60"/>
+              <w:left w:type="dxa" w:w="100"/>
+              <w:bottom w:type="dxa" w:w="60"/>
+              <w:right w:type="dxa" w:w="100"/>
+            </w:tcMar>
+          </w:tcPr>
+          <w:p>
+            <w:pPr>
+              <w:jc w:val="center"/>
+            </w:pPr>
+            <w:r>
+              <w:rPr>
+                <w:rFonts w:ascii="BIZ UDPゴシック" w:cs="BIZ UDPゴシック" w:eastAsia="BIZ UDPゴシック" w:hAnsi="BIZ UDPゴシック"/>
+                <w:b/>
+                <w:bCs/>
+                <w:sz w:val="18"/>
+                <w:szCs w:val="18"/>
+              </w:rPr>
+              <w:t xml:space="preserve">USMH側変換後</w:t>
+            </w:r>
+          </w:p>
+        </w:tc>
+        <w:tc>
+          <w:tcPr>
+            <w:tcW w:type="dxa" w:w="2200"/>
+            <w:tcBorders>
+              <w:top w:val="single" w:color="CCCCCC" w:sz="4"/>
+              <w:left w:val="single" w:color="CCCCCC" w:sz="4"/>
+              <w:bottom w:val="single" w:color="CCCCCC" w:sz="4"/>
+              <w:right w:val="single" w:color="CCCCCC" w:sz="4"/>
+            </w:tcBorders>
+            <w:shd w:fill="D6E4F0" w:val="clear"/>
+            <w:tcMar>
+              <w:top w:type="dxa" w:w="60"/>
+              <w:left w:type="dxa" w:w="100"/>
+              <w:bottom w:type="dxa" w:w="60"/>
+              <w:right w:type="dxa" w:w="100"/>
+            </w:tcMar>
+          </w:tcPr>
+          <w:p>
+            <w:pPr>
+              <w:jc w:val="center"/>
+            </w:pPr>
+            <w:r>
+              <w:rPr>
+                <w:rFonts w:ascii="BIZ UDPゴシック" w:cs="BIZ UDPゴシック" w:eastAsia="BIZ UDPゴシック" w:hAnsi="BIZ UDPゴシック"/>
+                <w:b/>
+                <w:bCs/>
+                <w:sz w:val="18"/>
+                <w:szCs w:val="18"/>
+              </w:rPr>
+              <w:t xml:space="preserve">接続先（Luvina）</w:t>
+            </w:r>
+          </w:p>
+        </w:tc>
+        <w:tc>
+          <w:tcPr>
+            <w:tcW w:type="dxa" w:w="1104"/>
+            <w:tcBorders>
+              <w:top w:val="single" w:color="CCCCCC" w:sz="4"/>
+              <w:left w:val="single" w:color="CCCCCC" w:sz="4"/>
+              <w:bottom w:val="single" w:color="CCCCCC" w:sz="4"/>
+              <w:right w:val="single" w:color="CCCCCC" w:sz="4"/>
+            </w:tcBorders>
+            <w:shd w:fill="D6E4F0" w:val="clear"/>
+            <w:tcMar>
+              <w:top w:type="dxa" w:w="60"/>
+              <w:left w:type="dxa" w:w="100"/>
+              <w:bottom w:type="dxa" w:w="60"/>
+              <w:right w:type="dxa" w:w="100"/>
+            </w:tcMar>
+          </w:tcPr>
+          <w:p>
+            <w:pPr>
+              <w:jc w:val="center"/>
+            </w:pPr>
+            <w:r>
+              <w:rPr>
+                <w:rFonts w:ascii="BIZ UDPゴシック" w:cs="BIZ UDPゴシック" w:eastAsia="BIZ UDPゴシック" w:hAnsi="BIZ UDPゴシック"/>
+                <w:b/>
+                <w:bCs/>
+                <w:sz w:val="18"/>
+                <w:szCs w:val="18"/>
+              </w:rPr>
+              <w:t xml:space="preserve">用途</w:t>
             </w:r>
           </w:p>
         </w:tc>
@@ -21778,79 +22022,7 @@
                 <w:sz w:val="18"/>
                 <w:szCs w:val="18"/>
               </w:rPr>
-              <w:t xml:space="preserve">ギフト端末 → Luvina（STG）</w:t>
-            </w:r>
-          </w:p>
-        </w:tc>
-        <w:tc>
-          <w:tcPr>
-            <w:tcW w:type="dxa" w:w="2000"/>
-            <w:tcBorders>
-              <w:top w:val="single" w:color="CCCCCC" w:sz="4"/>
-              <w:left w:val="single" w:color="CCCCCC" w:sz="4"/>
-              <w:bottom w:val="single" w:color="CCCCCC" w:sz="4"/>
-              <w:right w:val="single" w:color="CCCCCC" w:sz="4"/>
-            </w:tcBorders>
-            <w:shd w:fill="FFFFFF" w:val="clear"/>
-            <w:tcMar>
-              <w:top w:type="dxa" w:w="60"/>
-              <w:left w:type="dxa" w:w="100"/>
-              <w:bottom w:type="dxa" w:w="60"/>
-              <w:right w:type="dxa" w:w="100"/>
-            </w:tcMar>
-            <w:vAlign w:val="center"/>
-          </w:tcPr>
-          <w:p>
-            <w:pPr>
-              <w:spacing w:before="0" w:after="0"/>
-              <w:jc w:val="left"/>
-            </w:pPr>
-            <w:r>
-              <w:rPr>
-                <w:rFonts w:ascii="BIZ UDPゴシック" w:cs="BIZ UDPゴシック" w:eastAsia="BIZ UDPゴシック" w:hAnsi="BIZ UDPゴシック"/>
-                <w:b w:val="false"/>
-                <w:bCs w:val="false"/>
-                <w:color w:val="000000"/>
-                <w:sz w:val="18"/>
-                <w:szCs w:val="18"/>
-              </w:rPr>
-              <w:t xml:space="preserve">10.0.0.0/8 → 10.156.96.214</w:t>
-            </w:r>
-          </w:p>
-        </w:tc>
-        <w:tc>
-          <w:tcPr>
-            <w:tcW w:type="dxa" w:w="1200"/>
-            <w:tcBorders>
-              <w:top w:val="single" w:color="CCCCCC" w:sz="4"/>
-              <w:left w:val="single" w:color="CCCCCC" w:sz="4"/>
-              <w:bottom w:val="single" w:color="CCCCCC" w:sz="4"/>
-              <w:right w:val="single" w:color="CCCCCC" w:sz="4"/>
-            </w:tcBorders>
-            <w:shd w:fill="FFFFFF" w:val="clear"/>
-            <w:tcMar>
-              <w:top w:type="dxa" w:w="60"/>
-              <w:left w:type="dxa" w:w="100"/>
-              <w:bottom w:type="dxa" w:w="60"/>
-              <w:right w:type="dxa" w:w="100"/>
-            </w:tcMar>
-            <w:vAlign w:val="center"/>
-          </w:tcPr>
-          <w:p>
-            <w:pPr>
-              <w:spacing w:before="0" w:after="0"/>
-              <w:jc w:val="left"/>
-            </w:pPr>
-            <w:r>
-              <w:rPr>
-                <w:rFonts w:ascii="BIZ UDPゴシック" w:cs="BIZ UDPゴシック" w:eastAsia="BIZ UDPゴシック" w:hAnsi="BIZ UDPゴシック"/>
-                <w:b w:val="false"/>
-                <w:bCs w:val="false"/>
-                <w:color w:val="000000"/>
-                <w:sz w:val="18"/>
-                <w:szCs w:val="18"/>
-              </w:rPr>
-              <w:t xml:space="preserve">—</w:t>
+              <w:t xml:space="preserve">ギフト端末（PRD）</w:t>
             </w:r>
           </w:p>
         </w:tc>
@@ -21886,43 +22058,115 @@
                 <w:sz w:val="18"/>
                 <w:szCs w:val="18"/>
               </w:rPr>
-              <w:t xml:space="preserve">10.239.2.193</w:t>
-            </w:r>
-          </w:p>
-        </w:tc>
-        <w:tc>
-          <w:tcPr>
-            <w:tcW w:type="dxa" w:w="1704"/>
-            <w:tcBorders>
-              <w:top w:val="single" w:color="CCCCCC" w:sz="4"/>
-              <w:left w:val="single" w:color="CCCCCC" w:sz="4"/>
-              <w:bottom w:val="single" w:color="CCCCCC" w:sz="4"/>
-              <w:right w:val="single" w:color="CCCCCC" w:sz="4"/>
-            </w:tcBorders>
-            <w:shd w:fill="FFFFFF" w:val="clear"/>
-            <w:tcMar>
-              <w:top w:type="dxa" w:w="60"/>
-              <w:left w:type="dxa" w:w="100"/>
-              <w:bottom w:type="dxa" w:w="60"/>
-              <w:right w:type="dxa" w:w="100"/>
-            </w:tcMar>
-            <w:vAlign w:val="center"/>
-          </w:tcPr>
-          <w:p>
-            <w:pPr>
-              <w:spacing w:before="0" w:after="0"/>
-              <w:jc w:val="left"/>
-            </w:pPr>
-            <w:r>
-              <w:rPr>
-                <w:rFonts w:ascii="BIZ UDPゴシック" w:cs="BIZ UDPゴシック" w:eastAsia="BIZ UDPゴシック" w:hAnsi="BIZ UDPゴシック"/>
-                <w:b w:val="false"/>
-                <w:bCs w:val="false"/>
-                <w:color w:val="000000"/>
-                <w:sz w:val="18"/>
-                <w:szCs w:val="18"/>
-              </w:rPr>
-              <w:t xml:space="preserve">STG GiftCard</w:t>
+              <w:t xml:space="preserve">10.0.0.0/8</w:t>
+            </w:r>
+          </w:p>
+        </w:tc>
+        <w:tc>
+          <w:tcPr>
+            <w:tcW w:type="dxa" w:w="1600"/>
+            <w:tcBorders>
+              <w:top w:val="single" w:color="CCCCCC" w:sz="4"/>
+              <w:left w:val="single" w:color="CCCCCC" w:sz="4"/>
+              <w:bottom w:val="single" w:color="CCCCCC" w:sz="4"/>
+              <w:right w:val="single" w:color="CCCCCC" w:sz="4"/>
+            </w:tcBorders>
+            <w:shd w:fill="FFFFFF" w:val="clear"/>
+            <w:tcMar>
+              <w:top w:type="dxa" w:w="60"/>
+              <w:left w:type="dxa" w:w="100"/>
+              <w:bottom w:type="dxa" w:w="60"/>
+              <w:right w:type="dxa" w:w="100"/>
+            </w:tcMar>
+            <w:vAlign w:val="center"/>
+          </w:tcPr>
+          <w:p>
+            <w:pPr>
+              <w:spacing w:before="0" w:after="0"/>
+              <w:jc w:val="left"/>
+            </w:pPr>
+            <w:r>
+              <w:rPr>
+                <w:rFonts w:ascii="BIZ UDPゴシック" w:cs="BIZ UDPゴシック" w:eastAsia="BIZ UDPゴシック" w:hAnsi="BIZ UDPゴシック"/>
+                <w:b w:val="false"/>
+                <w:bCs w:val="false"/>
+                <w:color w:val="000000"/>
+                <w:sz w:val="18"/>
+                <w:szCs w:val="18"/>
+              </w:rPr>
+              <w:t xml:space="preserve">10.156.96.214</w:t>
+            </w:r>
+          </w:p>
+        </w:tc>
+        <w:tc>
+          <w:tcPr>
+            <w:tcW w:type="dxa" w:w="2200"/>
+            <w:tcBorders>
+              <w:top w:val="single" w:color="CCCCCC" w:sz="4"/>
+              <w:left w:val="single" w:color="CCCCCC" w:sz="4"/>
+              <w:bottom w:val="single" w:color="CCCCCC" w:sz="4"/>
+              <w:right w:val="single" w:color="CCCCCC" w:sz="4"/>
+            </w:tcBorders>
+            <w:shd w:fill="FFFFFF" w:val="clear"/>
+            <w:tcMar>
+              <w:top w:type="dxa" w:w="60"/>
+              <w:left w:type="dxa" w:w="100"/>
+              <w:bottom w:type="dxa" w:w="60"/>
+              <w:right w:type="dxa" w:w="100"/>
+            </w:tcMar>
+            <w:vAlign w:val="center"/>
+          </w:tcPr>
+          <w:p>
+            <w:pPr>
+              <w:spacing w:before="0" w:after="0"/>
+              <w:jc w:val="left"/>
+            </w:pPr>
+            <w:r>
+              <w:rPr>
+                <w:rFonts w:ascii="BIZ UDPゴシック" w:cs="BIZ UDPゴシック" w:eastAsia="BIZ UDPゴシック" w:hAnsi="BIZ UDPゴシック"/>
+                <w:b w:val="false"/>
+                <w:bCs w:val="false"/>
+                <w:color w:val="000000"/>
+                <w:sz w:val="18"/>
+                <w:szCs w:val="18"/>
+              </w:rPr>
+              <w:t xml:space="preserve">10.238.2.198（giftcard EC2）</w:t>
+            </w:r>
+          </w:p>
+        </w:tc>
+        <w:tc>
+          <w:tcPr>
+            <w:tcW w:type="dxa" w:w="1104"/>
+            <w:tcBorders>
+              <w:top w:val="single" w:color="CCCCCC" w:sz="4"/>
+              <w:left w:val="single" w:color="CCCCCC" w:sz="4"/>
+              <w:bottom w:val="single" w:color="CCCCCC" w:sz="4"/>
+              <w:right w:val="single" w:color="CCCCCC" w:sz="4"/>
+            </w:tcBorders>
+            <w:shd w:fill="FFFFFF" w:val="clear"/>
+            <w:tcMar>
+              <w:top w:type="dxa" w:w="60"/>
+              <w:left w:type="dxa" w:w="100"/>
+              <w:bottom w:type="dxa" w:w="60"/>
+              <w:right w:type="dxa" w:w="100"/>
+            </w:tcMar>
+            <w:vAlign w:val="center"/>
+          </w:tcPr>
+          <w:p>
+            <w:pPr>
+              <w:spacing w:before="0" w:after="0"/>
+              <w:jc w:val="left"/>
+            </w:pPr>
+            <w:r>
+              <w:rPr>
+                <w:rFonts w:ascii="BIZ UDPゴシック" w:cs="BIZ UDPゴシック" w:eastAsia="BIZ UDPゴシック" w:hAnsi="BIZ UDPゴシック"/>
+                <w:b w:val="false"/>
+                <w:bCs w:val="false"/>
+                <w:color w:val="000000"/>
+                <w:sz w:val="18"/>
+                <w:szCs w:val="18"/>
+              </w:rPr>
+              <w:t xml:space="preserve">PRD GiftCard</w:t>
             </w:r>
           </w:p>
         </w:tc>
@@ -21960,79 +22204,7 @@
                 <w:sz w:val="18"/>
                 <w:szCs w:val="18"/>
               </w:rPr>
-              <w:t xml:space="preserve">Luvina → NTT DATA CDS（FTP）</w:t>
-            </w:r>
-          </w:p>
-        </w:tc>
-        <w:tc>
-          <w:tcPr>
-            <w:tcW w:type="dxa" w:w="2000"/>
-            <w:tcBorders>
-              <w:top w:val="single" w:color="CCCCCC" w:sz="4"/>
-              <w:left w:val="single" w:color="CCCCCC" w:sz="4"/>
-              <w:bottom w:val="single" w:color="CCCCCC" w:sz="4"/>
-              <w:right w:val="single" w:color="CCCCCC" w:sz="4"/>
-            </w:tcBorders>
-            <w:shd w:fill="FFFFFF" w:val="clear"/>
-            <w:tcMar>
-              <w:top w:type="dxa" w:w="60"/>
-              <w:left w:type="dxa" w:w="100"/>
-              <w:bottom w:type="dxa" w:w="60"/>
-              <w:right w:type="dxa" w:w="100"/>
-            </w:tcMar>
-            <w:vAlign w:val="center"/>
-          </w:tcPr>
-          <w:p>
-            <w:pPr>
-              <w:spacing w:before="0" w:after="0"/>
-              <w:jc w:val="left"/>
-            </w:pPr>
-            <w:r>
-              <w:rPr>
-                <w:rFonts w:ascii="BIZ UDPゴシック" w:cs="BIZ UDPゴシック" w:eastAsia="BIZ UDPゴシック" w:hAnsi="BIZ UDPゴシック"/>
-                <w:b w:val="false"/>
-                <w:bCs w:val="false"/>
-                <w:color w:val="000000"/>
-                <w:sz w:val="18"/>
-                <w:szCs w:val="18"/>
-              </w:rPr>
-              <w:t xml:space="preserve">NAT GW: 57.182.174.110</w:t>
-            </w:r>
-          </w:p>
-        </w:tc>
-        <w:tc>
-          <w:tcPr>
-            <w:tcW w:type="dxa" w:w="1200"/>
-            <w:tcBorders>
-              <w:top w:val="single" w:color="CCCCCC" w:sz="4"/>
-              <w:left w:val="single" w:color="CCCCCC" w:sz="4"/>
-              <w:bottom w:val="single" w:color="CCCCCC" w:sz="4"/>
-              <w:right w:val="single" w:color="CCCCCC" w:sz="4"/>
-            </w:tcBorders>
-            <w:shd w:fill="FFFFFF" w:val="clear"/>
-            <w:tcMar>
-              <w:top w:type="dxa" w:w="60"/>
-              <w:left w:type="dxa" w:w="100"/>
-              <w:bottom w:type="dxa" w:w="60"/>
-              <w:right w:type="dxa" w:w="100"/>
-            </w:tcMar>
-            <w:vAlign w:val="center"/>
-          </w:tcPr>
-          <w:p>
-            <w:pPr>
-              <w:spacing w:before="0" w:after="0"/>
-              <w:jc w:val="left"/>
-            </w:pPr>
-            <w:r>
-              <w:rPr>
-                <w:rFonts w:ascii="BIZ UDPゴシック" w:cs="BIZ UDPゴシック" w:eastAsia="BIZ UDPゴシック" w:hAnsi="BIZ UDPゴシック"/>
-                <w:b w:val="false"/>
-                <w:bCs w:val="false"/>
-                <w:color w:val="000000"/>
-                <w:sz w:val="18"/>
-                <w:szCs w:val="18"/>
-              </w:rPr>
-              <w:t xml:space="preserve">—</w:t>
+              <w:t xml:space="preserve">ギフト端末（STG）</w:t>
             </w:r>
           </w:p>
         </w:tc>
@@ -22068,43 +22240,115 @@
                 <w:sz w:val="18"/>
                 <w:szCs w:val="18"/>
               </w:rPr>
-              <w:t xml:space="preserve">NTT DATA CDSセンタ</w:t>
-            </w:r>
-          </w:p>
-        </w:tc>
-        <w:tc>
-          <w:tcPr>
-            <w:tcW w:type="dxa" w:w="1704"/>
-            <w:tcBorders>
-              <w:top w:val="single" w:color="CCCCCC" w:sz="4"/>
-              <w:left w:val="single" w:color="CCCCCC" w:sz="4"/>
-              <w:bottom w:val="single" w:color="CCCCCC" w:sz="4"/>
-              <w:right w:val="single" w:color="CCCCCC" w:sz="4"/>
-            </w:tcBorders>
-            <w:shd w:fill="FFFFFF" w:val="clear"/>
-            <w:tcMar>
-              <w:top w:type="dxa" w:w="60"/>
-              <w:left w:type="dxa" w:w="100"/>
-              <w:bottom w:type="dxa" w:w="60"/>
-              <w:right w:type="dxa" w:w="100"/>
-            </w:tcMar>
-            <w:vAlign w:val="center"/>
-          </w:tcPr>
-          <w:p>
-            <w:pPr>
-              <w:spacing w:before="0" w:after="0"/>
-              <w:jc w:val="left"/>
-            </w:pPr>
-            <w:r>
-              <w:rPr>
-                <w:rFonts w:ascii="BIZ UDPゴシック" w:cs="BIZ UDPゴシック" w:eastAsia="BIZ UDPゴシック" w:hAnsi="BIZ UDPゴシック"/>
-                <w:b w:val="false"/>
-                <w:bCs w:val="false"/>
-                <w:color w:val="000000"/>
-                <w:sz w:val="18"/>
-                <w:szCs w:val="18"/>
-              </w:rPr>
-              <w:t xml:space="preserve">SFTP送信</w:t>
+              <w:t xml:space="preserve">10.0.0.0/8</w:t>
+            </w:r>
+          </w:p>
+        </w:tc>
+        <w:tc>
+          <w:tcPr>
+            <w:tcW w:type="dxa" w:w="1600"/>
+            <w:tcBorders>
+              <w:top w:val="single" w:color="CCCCCC" w:sz="4"/>
+              <w:left w:val="single" w:color="CCCCCC" w:sz="4"/>
+              <w:bottom w:val="single" w:color="CCCCCC" w:sz="4"/>
+              <w:right w:val="single" w:color="CCCCCC" w:sz="4"/>
+            </w:tcBorders>
+            <w:shd w:fill="FFFFFF" w:val="clear"/>
+            <w:tcMar>
+              <w:top w:type="dxa" w:w="60"/>
+              <w:left w:type="dxa" w:w="100"/>
+              <w:bottom w:type="dxa" w:w="60"/>
+              <w:right w:type="dxa" w:w="100"/>
+            </w:tcMar>
+            <w:vAlign w:val="center"/>
+          </w:tcPr>
+          <w:p>
+            <w:pPr>
+              <w:spacing w:before="0" w:after="0"/>
+              <w:jc w:val="left"/>
+            </w:pPr>
+            <w:r>
+              <w:rPr>
+                <w:rFonts w:ascii="BIZ UDPゴシック" w:cs="BIZ UDPゴシック" w:eastAsia="BIZ UDPゴシック" w:hAnsi="BIZ UDPゴシック"/>
+                <w:b w:val="false"/>
+                <w:bCs w:val="false"/>
+                <w:color w:val="000000"/>
+                <w:sz w:val="18"/>
+                <w:szCs w:val="18"/>
+              </w:rPr>
+              <w:t xml:space="preserve">10.156.96.214</w:t>
+            </w:r>
+          </w:p>
+        </w:tc>
+        <w:tc>
+          <w:tcPr>
+            <w:tcW w:type="dxa" w:w="2200"/>
+            <w:tcBorders>
+              <w:top w:val="single" w:color="CCCCCC" w:sz="4"/>
+              <w:left w:val="single" w:color="CCCCCC" w:sz="4"/>
+              <w:bottom w:val="single" w:color="CCCCCC" w:sz="4"/>
+              <w:right w:val="single" w:color="CCCCCC" w:sz="4"/>
+            </w:tcBorders>
+            <w:shd w:fill="FFFFFF" w:val="clear"/>
+            <w:tcMar>
+              <w:top w:type="dxa" w:w="60"/>
+              <w:left w:type="dxa" w:w="100"/>
+              <w:bottom w:type="dxa" w:w="60"/>
+              <w:right w:type="dxa" w:w="100"/>
+            </w:tcMar>
+            <w:vAlign w:val="center"/>
+          </w:tcPr>
+          <w:p>
+            <w:pPr>
+              <w:spacing w:before="0" w:after="0"/>
+              <w:jc w:val="left"/>
+            </w:pPr>
+            <w:r>
+              <w:rPr>
+                <w:rFonts w:ascii="BIZ UDPゴシック" w:cs="BIZ UDPゴシック" w:eastAsia="BIZ UDPゴシック" w:hAnsi="BIZ UDPゴシック"/>
+                <w:b w:val="false"/>
+                <w:bCs w:val="false"/>
+                <w:color w:val="000000"/>
+                <w:sz w:val="18"/>
+                <w:szCs w:val="18"/>
+              </w:rPr>
+              <w:t xml:space="preserve">10.239.2.193</w:t>
+            </w:r>
+          </w:p>
+        </w:tc>
+        <w:tc>
+          <w:tcPr>
+            <w:tcW w:type="dxa" w:w="1104"/>
+            <w:tcBorders>
+              <w:top w:val="single" w:color="CCCCCC" w:sz="4"/>
+              <w:left w:val="single" w:color="CCCCCC" w:sz="4"/>
+              <w:bottom w:val="single" w:color="CCCCCC" w:sz="4"/>
+              <w:right w:val="single" w:color="CCCCCC" w:sz="4"/>
+            </w:tcBorders>
+            <w:shd w:fill="FFFFFF" w:val="clear"/>
+            <w:tcMar>
+              <w:top w:type="dxa" w:w="60"/>
+              <w:left w:type="dxa" w:w="100"/>
+              <w:bottom w:type="dxa" w:w="60"/>
+              <w:right w:type="dxa" w:w="100"/>
+            </w:tcMar>
+            <w:vAlign w:val="center"/>
+          </w:tcPr>
+          <w:p>
+            <w:pPr>
+              <w:spacing w:before="0" w:after="0"/>
+              <w:jc w:val="left"/>
+            </w:pPr>
+            <w:r>
+              <w:rPr>
+                <w:rFonts w:ascii="BIZ UDPゴシック" w:cs="BIZ UDPゴシック" w:eastAsia="BIZ UDPゴシック" w:hAnsi="BIZ UDPゴシック"/>
+                <w:b w:val="false"/>
+                <w:bCs w:val="false"/>
+                <w:color w:val="000000"/>
+                <w:sz w:val="18"/>
+                <w:szCs w:val="18"/>
+              </w:rPr>
+              <w:t xml:space="preserve">STG GiftCard</w:t>
             </w:r>
           </w:p>
         </w:tc>
